--- a/Received/two/2, eng I.docx
+++ b/Received/two/2, eng I.docx
@@ -272,7 +272,27 @@
           <w:sz w:val="24"/>
           <w:szCs w:val="24"/>
         </w:rPr>
-        <w:t>Ratnanagar-7, Sauraha, Chitwan</w:t>
+        <w:t xml:space="preserve">Ratnanagar-7, </w:t>
+      </w:r>
+      <w:proofErr w:type="spellStart"/>
+      <w:r>
+        <w:rPr>
+          <w:rFonts w:ascii="Times New Roman" w:hAnsi="Times New Roman" w:cs="Times New Roman"/>
+          <w:b/>
+          <w:sz w:val="24"/>
+          <w:szCs w:val="24"/>
+        </w:rPr>
+        <w:t>Sauraha</w:t>
+      </w:r>
+      <w:proofErr w:type="spellEnd"/>
+      <w:r>
+        <w:rPr>
+          <w:rFonts w:ascii="Times New Roman" w:hAnsi="Times New Roman" w:cs="Times New Roman"/>
+          <w:b/>
+          <w:sz w:val="24"/>
+          <w:szCs w:val="24"/>
+        </w:rPr>
+        <w:t>, Chitwan</w:t>
       </w:r>
     </w:p>
     <w:p>
@@ -446,16 +466,7 @@
           <w:sz w:val="28"/>
           <w:szCs w:val="28"/>
         </w:rPr>
-        <w:t xml:space="preserve"> </w:t>
-      </w:r>
-      <w:r>
-        <w:rPr>
-          <w:rFonts w:ascii="Times New Roman" w:hAnsi="Times New Roman" w:cs="Times New Roman"/>
-          <w:b/>
-          <w:sz w:val="28"/>
-          <w:szCs w:val="28"/>
-        </w:rPr>
-        <w:t>Two</w:t>
+        <w:t xml:space="preserve"> Two</w:t>
       </w:r>
       <w:r>
         <w:rPr>
@@ -1134,17 +1145,14 @@
         </w:rPr>
         <w:t>Once there were two friends named Raju and Dipesh.</w:t>
       </w:r>
-    </w:p>
-    <w:p>
-      <w:pPr>
-        <w:spacing w:after="0" w:line="240" w:lineRule="auto"/>
-        <w:jc w:val="both"/>
-        <w:rPr>
-          <w:rFonts w:ascii="Times New Roman" w:hAnsi="Times New Roman" w:cs="Times New Roman"/>
-          <w:sz w:val="32"/>
-          <w:szCs w:val="32"/>
-        </w:rPr>
-      </w:pPr>
+      <w:r>
+        <w:rPr>
+          <w:rFonts w:ascii="Times New Roman" w:hAnsi="Times New Roman" w:cs="Times New Roman"/>
+          <w:sz w:val="32"/>
+          <w:szCs w:val="32"/>
+        </w:rPr>
+        <w:t xml:space="preserve"> </w:t>
+      </w:r>
       <w:r>
         <w:rPr>
           <w:rFonts w:ascii="Times New Roman" w:hAnsi="Times New Roman" w:cs="Times New Roman"/>
@@ -2493,6 +2501,7 @@
           <w:szCs w:val="32"/>
         </w:rPr>
       </w:pPr>
+      <w:proofErr w:type="spellStart"/>
       <w:r>
         <w:rPr>
           <w:rFonts w:ascii="Times New Roman" w:hAnsi="Times New Roman" w:cs="Times New Roman"/>
@@ -2501,6 +2510,7 @@
         </w:rPr>
         <w:t>eg.</w:t>
       </w:r>
+      <w:proofErr w:type="spellEnd"/>
       <w:r>
         <w:rPr>
           <w:rFonts w:ascii="Times New Roman" w:hAnsi="Times New Roman" w:cs="Times New Roman"/>
@@ -3566,13 +3576,23 @@
           <w:szCs w:val="32"/>
         </w:rPr>
       </w:pPr>
-      <w:r>
-        <w:rPr>
-          <w:rFonts w:ascii="Times New Roman" w:hAnsi="Times New Roman" w:cs="Times New Roman"/>
-          <w:sz w:val="32"/>
-          <w:szCs w:val="32"/>
-        </w:rPr>
-        <w:t>eg .  snow = snowy</w:t>
+      <w:proofErr w:type="spellStart"/>
+      <w:r>
+        <w:rPr>
+          <w:rFonts w:ascii="Times New Roman" w:hAnsi="Times New Roman" w:cs="Times New Roman"/>
+          <w:sz w:val="32"/>
+          <w:szCs w:val="32"/>
+        </w:rPr>
+        <w:t>eg</w:t>
+      </w:r>
+      <w:proofErr w:type="spellEnd"/>
+      <w:r>
+        <w:rPr>
+          <w:rFonts w:ascii="Times New Roman" w:hAnsi="Times New Roman" w:cs="Times New Roman"/>
+          <w:sz w:val="32"/>
+          <w:szCs w:val="32"/>
+        </w:rPr>
+        <w:t xml:space="preserve"> .  snow = snowy</w:t>
       </w:r>
     </w:p>
     <w:p>
@@ -4457,7 +4477,25 @@
           <w:sz w:val="32"/>
           <w:szCs w:val="32"/>
         </w:rPr>
-        <w:t>a) br = ……………       …………………</w:t>
+        <w:t xml:space="preserve">a) </w:t>
+      </w:r>
+      <w:proofErr w:type="spellStart"/>
+      <w:r>
+        <w:rPr>
+          <w:rFonts w:ascii="Times New Roman" w:hAnsi="Times New Roman" w:cs="Times New Roman"/>
+          <w:sz w:val="32"/>
+          <w:szCs w:val="32"/>
+        </w:rPr>
+        <w:t>br</w:t>
+      </w:r>
+      <w:proofErr w:type="spellEnd"/>
+      <w:r>
+        <w:rPr>
+          <w:rFonts w:ascii="Times New Roman" w:hAnsi="Times New Roman" w:cs="Times New Roman"/>
+          <w:sz w:val="32"/>
+          <w:szCs w:val="32"/>
+        </w:rPr>
+        <w:t xml:space="preserve"> = ……………       …………………</w:t>
       </w:r>
     </w:p>
     <w:p>
@@ -4476,7 +4514,25 @@
           <w:sz w:val="32"/>
           <w:szCs w:val="32"/>
         </w:rPr>
-        <w:t>b) sn = ……………..      …………………</w:t>
+        <w:t xml:space="preserve">b) </w:t>
+      </w:r>
+      <w:proofErr w:type="spellStart"/>
+      <w:r>
+        <w:rPr>
+          <w:rFonts w:ascii="Times New Roman" w:hAnsi="Times New Roman" w:cs="Times New Roman"/>
+          <w:sz w:val="32"/>
+          <w:szCs w:val="32"/>
+        </w:rPr>
+        <w:t>sn</w:t>
+      </w:r>
+      <w:proofErr w:type="spellEnd"/>
+      <w:r>
+        <w:rPr>
+          <w:rFonts w:ascii="Times New Roman" w:hAnsi="Times New Roman" w:cs="Times New Roman"/>
+          <w:sz w:val="32"/>
+          <w:szCs w:val="32"/>
+        </w:rPr>
+        <w:t xml:space="preserve"> = ……………..      …………………</w:t>
       </w:r>
     </w:p>
     <w:p>
@@ -4532,7 +4588,29 @@
           <w:sz w:val="32"/>
           <w:szCs w:val="32"/>
         </w:rPr>
-        <w:t>Fill in the blanks with don’t or doesn ‘t.</w:t>
+        <w:t xml:space="preserve">Fill in the blanks with don’t or </w:t>
+      </w:r>
+      <w:proofErr w:type="spellStart"/>
+      <w:r>
+        <w:rPr>
+          <w:rFonts w:ascii="Times New Roman" w:hAnsi="Times New Roman" w:cs="Times New Roman"/>
+          <w:b/>
+          <w:bCs/>
+          <w:sz w:val="32"/>
+          <w:szCs w:val="32"/>
+        </w:rPr>
+        <w:t>doesn</w:t>
+      </w:r>
+      <w:proofErr w:type="spellEnd"/>
+      <w:r>
+        <w:rPr>
+          <w:rFonts w:ascii="Times New Roman" w:hAnsi="Times New Roman" w:cs="Times New Roman"/>
+          <w:b/>
+          <w:bCs/>
+          <w:sz w:val="32"/>
+          <w:szCs w:val="32"/>
+        </w:rPr>
+        <w:t xml:space="preserve"> ‘t.</w:t>
       </w:r>
       <w:r>
         <w:rPr>
@@ -6017,6 +6095,7 @@
   <w:style w:type="character" w:default="1" w:styleId="DefaultParagraphFont">
     <w:name w:val="Default Paragraph Font"/>
     <w:uiPriority w:val="1"/>
+    <w:semiHidden/>
     <w:unhideWhenUsed/>
   </w:style>
   <w:style w:type="table" w:default="1" w:styleId="TableNormal">
